--- a/pr-preview/pr-107/model-validation-handout.docx
+++ b/pr-preview/pr-107/model-validation-handout.docx
@@ -15,7 +15,7 @@
         <w:pStyle w:val="Date"/>
       </w:pPr>
       <w:r>
-        <w:t xml:space="preserve">Last modified: 2026-10-09 11:32:26 (PDT)</w:t>
+        <w:t xml:space="preserve">Last modified: 2026-10-09 11:57:11 (PDT)</w:t>
       </w:r>
     </w:p>
     <w:bookmarkStart w:id="33" w:name="sec-prediction-rules"/>
@@ -24704,19 +24704,127 @@
         <w:rPr>
           <w:rStyle w:val="NormalTok"/>
         </w:rPr>
-        <w:t xml:space="preserve">  partition_data</w:t>
+        <w:t xml:space="preserve">  partition_data </w:t>
+      </w:r>
+      <w:r>
+        <w:rPr>
+          <w:rStyle w:val="OtherTok"/>
+        </w:rPr>
+        <w:t xml:space="preserve">&lt;-</w:t>
+      </w:r>
+      <w:r>
+        <w:rPr>
+          <w:rStyle w:val="NormalTok"/>
+        </w:rPr>
+        <w:t xml:space="preserve"> partition_data </w:t>
       </w:r>
       <w:r>
         <w:rPr>
           <w:rStyle w:val="SpecialCharTok"/>
         </w:rPr>
+        <w:t xml:space="preserve">|&gt;</w:t>
+      </w:r>
+      <w:r>
+        <w:br/>
+      </w:r>
+      <w:r>
+        <w:rPr>
+          <w:rStyle w:val="NormalTok"/>
+        </w:rPr>
+        <w:t xml:space="preserve">    dplyr</w:t>
+      </w:r>
+      <w:r>
+        <w:rPr>
+          <w:rStyle w:val="SpecialCharTok"/>
+        </w:rPr>
+        <w:t xml:space="preserve">::</w:t>
+      </w:r>
+      <w:r>
+        <w:rPr>
+          <w:rStyle w:val="FunctionTok"/>
+        </w:rPr>
+        <w:t xml:space="preserve">mutate</w:t>
+      </w:r>
+      <w:r>
+        <w:rPr>
+          <w:rStyle w:val="NormalTok"/>
+        </w:rPr>
+        <w:t xml:space="preserve">(</w:t>
+      </w:r>
+      <w:r>
+        <w:br/>
+      </w:r>
+      <w:r>
+        <w:rPr>
+          <w:rStyle w:val="NormalTok"/>
+        </w:rPr>
+        <w:t xml:space="preserve">      </w:t>
+      </w:r>
+      <w:r>
+        <w:rPr>
+          <w:rStyle w:val="AttributeTok"/>
+        </w:rPr>
+        <w:t xml:space="preserve">series =</w:t>
+      </w:r>
+      <w:r>
+        <w:rPr>
+          <w:rStyle w:val="NormalTok"/>
+        </w:rPr>
+        <w:t xml:space="preserve"> </w:t>
+      </w:r>
+      <w:r>
+        <w:rPr>
+          <w:rStyle w:val="FunctionTok"/>
+        </w:rPr>
+        <w:t xml:space="preserve">factor</w:t>
+      </w:r>
+      <w:r>
+        <w:rPr>
+          <w:rStyle w:val="NormalTok"/>
+        </w:rPr>
+        <w:t xml:space="preserve">(partition_data</w:t>
+      </w:r>
+      <w:r>
+        <w:rPr>
+          <w:rStyle w:val="SpecialCharTok"/>
+        </w:rPr>
         <w:t xml:space="preserve">$</w:t>
       </w:r>
       <w:r>
         <w:rPr>
           <w:rStyle w:val="NormalTok"/>
         </w:rPr>
-        <w:t xml:space="preserve">series </w:t>
+        <w:t xml:space="preserve">series, </w:t>
+      </w:r>
+      <w:r>
+        <w:rPr>
+          <w:rStyle w:val="AttributeTok"/>
+        </w:rPr>
+        <w:t xml:space="preserve">levels =</w:t>
+      </w:r>
+      <w:r>
+        <w:rPr>
+          <w:rStyle w:val="NormalTok"/>
+        </w:rPr>
+        <w:t xml:space="preserve"> series_levels)</w:t>
+      </w:r>
+      <w:r>
+        <w:br/>
+      </w:r>
+      <w:r>
+        <w:rPr>
+          <w:rStyle w:val="NormalTok"/>
+        </w:rPr>
+        <w:t xml:space="preserve">    )</w:t>
+      </w:r>
+      <w:r>
+        <w:br/>
+      </w:r>
+      <w:r>
+        <w:rPr>
+          <w:rStyle w:val="NormalTok"/>
+        </w:rPr>
+        <w:t xml:space="preserve">  grid_data </w:t>
       </w:r>
       <w:r>
         <w:rPr>
@@ -24728,43 +24836,97 @@
         <w:rPr>
           <w:rStyle w:val="NormalTok"/>
         </w:rPr>
-        <w:t xml:space="preserve"> </w:t>
+        <w:t xml:space="preserve"> tibble</w:t>
+      </w:r>
+      <w:r>
+        <w:rPr>
+          <w:rStyle w:val="SpecialCharTok"/>
+        </w:rPr>
+        <w:t xml:space="preserve">::</w:t>
       </w:r>
       <w:r>
         <w:rPr>
           <w:rStyle w:val="FunctionTok"/>
         </w:rPr>
-        <w:t xml:space="preserve">factor</w:t>
-      </w:r>
-      <w:r>
-        <w:rPr>
-          <w:rStyle w:val="NormalTok"/>
-        </w:rPr>
-        <w:t xml:space="preserve">(partition_data</w:t>
+        <w:t xml:space="preserve">tibble</w:t>
+      </w:r>
+      <w:r>
+        <w:rPr>
+          <w:rStyle w:val="NormalTok"/>
+        </w:rPr>
+        <w:t xml:space="preserve">(</w:t>
+      </w:r>
+      <w:r>
+        <w:rPr>
+          <w:rStyle w:val="AttributeTok"/>
+        </w:rPr>
+        <w:t xml:space="preserve">wt =</w:t>
+      </w:r>
+      <w:r>
+        <w:rPr>
+          <w:rStyle w:val="NormalTok"/>
+        </w:rPr>
+        <w:t xml:space="preserve"> wt_grid)</w:t>
+      </w:r>
+      <w:r>
+        <w:br/>
+      </w:r>
+      <w:r>
+        <w:rPr>
+          <w:rStyle w:val="NormalTok"/>
+        </w:rPr>
+        <w:t xml:space="preserve">  fitted_curve </w:t>
+      </w:r>
+      <w:r>
+        <w:rPr>
+          <w:rStyle w:val="OtherTok"/>
+        </w:rPr>
+        <w:t xml:space="preserve">&lt;-</w:t>
+      </w:r>
+      <w:r>
+        <w:rPr>
+          <w:rStyle w:val="NormalTok"/>
+        </w:rPr>
+        <w:t xml:space="preserve"> tibble</w:t>
       </w:r>
       <w:r>
         <w:rPr>
           <w:rStyle w:val="SpecialCharTok"/>
         </w:rPr>
-        <w:t xml:space="preserve">$</w:t>
-      </w:r>
-      <w:r>
-        <w:rPr>
-          <w:rStyle w:val="NormalTok"/>
-        </w:rPr>
-        <w:t xml:space="preserve">series, </w:t>
+        <w:t xml:space="preserve">::</w:t>
+      </w:r>
+      <w:r>
+        <w:rPr>
+          <w:rStyle w:val="FunctionTok"/>
+        </w:rPr>
+        <w:t xml:space="preserve">tibble</w:t>
+      </w:r>
+      <w:r>
+        <w:rPr>
+          <w:rStyle w:val="NormalTok"/>
+        </w:rPr>
+        <w:t xml:space="preserve">(</w:t>
+      </w:r>
+      <w:r>
+        <w:br/>
+      </w:r>
+      <w:r>
+        <w:rPr>
+          <w:rStyle w:val="NormalTok"/>
+        </w:rPr>
+        <w:t xml:space="preserve">    </w:t>
       </w:r>
       <w:r>
         <w:rPr>
           <w:rStyle w:val="AttributeTok"/>
         </w:rPr>
-        <w:t xml:space="preserve">levels =</w:t>
-      </w:r>
-      <w:r>
-        <w:rPr>
-          <w:rStyle w:val="NormalTok"/>
-        </w:rPr>
-        <w:t xml:space="preserve"> series_levels)</w:t>
+        <w:t xml:space="preserve">wt =</w:t>
+      </w:r>
+      <w:r>
+        <w:rPr>
+          <w:rStyle w:val="NormalTok"/>
+        </w:rPr>
+        <w:t xml:space="preserve"> wt_grid,</w:t>
       </w:r>
       <w:r>
         <w:br/>
@@ -24773,133 +24935,43 @@
         <w:rPr>
           <w:rStyle w:val="NormalTok"/>
         </w:rPr>
-        <w:t xml:space="preserve">  fitted_curve </w:t>
-      </w:r>
-      <w:r>
-        <w:rPr>
-          <w:rStyle w:val="OtherTok"/>
-        </w:rPr>
-        <w:t xml:space="preserve">&lt;-</w:t>
-      </w:r>
-      <w:r>
-        <w:rPr>
-          <w:rStyle w:val="NormalTok"/>
-        </w:rPr>
-        <w:t xml:space="preserve"> tibble</w:t>
-      </w:r>
-      <w:r>
-        <w:rPr>
-          <w:rStyle w:val="SpecialCharTok"/>
-        </w:rPr>
-        <w:t xml:space="preserve">::</w:t>
+        <w:t xml:space="preserve">    </w:t>
+      </w:r>
+      <w:r>
+        <w:rPr>
+          <w:rStyle w:val="AttributeTok"/>
+        </w:rPr>
+        <w:t xml:space="preserve">mpg =</w:t>
+      </w:r>
+      <w:r>
+        <w:rPr>
+          <w:rStyle w:val="NormalTok"/>
+        </w:rPr>
+        <w:t xml:space="preserve"> </w:t>
       </w:r>
       <w:r>
         <w:rPr>
           <w:rStyle w:val="FunctionTok"/>
         </w:rPr>
-        <w:t xml:space="preserve">tibble</w:t>
-      </w:r>
-      <w:r>
-        <w:rPr>
-          <w:rStyle w:val="NormalTok"/>
-        </w:rPr>
-        <w:t xml:space="preserve">(</w:t>
-      </w:r>
-      <w:r>
-        <w:br/>
-      </w:r>
-      <w:r>
-        <w:rPr>
-          <w:rStyle w:val="NormalTok"/>
-        </w:rPr>
-        <w:t xml:space="preserve">    </w:t>
+        <w:t xml:space="preserve">predict</w:t>
+      </w:r>
+      <w:r>
+        <w:rPr>
+          <w:rStyle w:val="NormalTok"/>
+        </w:rPr>
+        <w:t xml:space="preserve">(model, </w:t>
       </w:r>
       <w:r>
         <w:rPr>
           <w:rStyle w:val="AttributeTok"/>
         </w:rPr>
-        <w:t xml:space="preserve">wt =</w:t>
-      </w:r>
-      <w:r>
-        <w:rPr>
-          <w:rStyle w:val="NormalTok"/>
-        </w:rPr>
-        <w:t xml:space="preserve"> wt_grid,</w:t>
-      </w:r>
-      <w:r>
-        <w:br/>
-      </w:r>
-      <w:r>
-        <w:rPr>
-          <w:rStyle w:val="NormalTok"/>
-        </w:rPr>
-        <w:t xml:space="preserve">    </w:t>
-      </w:r>
-      <w:r>
-        <w:rPr>
-          <w:rStyle w:val="AttributeTok"/>
-        </w:rPr>
-        <w:t xml:space="preserve">mpg =</w:t>
-      </w:r>
-      <w:r>
-        <w:rPr>
-          <w:rStyle w:val="NormalTok"/>
-        </w:rPr>
-        <w:t xml:space="preserve"> </w:t>
-      </w:r>
-      <w:r>
-        <w:rPr>
-          <w:rStyle w:val="FunctionTok"/>
-        </w:rPr>
-        <w:t xml:space="preserve">predict</w:t>
-      </w:r>
-      <w:r>
-        <w:rPr>
-          <w:rStyle w:val="NormalTok"/>
-        </w:rPr>
-        <w:t xml:space="preserve">(model, </w:t>
-      </w:r>
-      <w:r>
-        <w:rPr>
-          <w:rStyle w:val="AttributeTok"/>
-        </w:rPr>
         <w:t xml:space="preserve">newdata =</w:t>
       </w:r>
       <w:r>
         <w:rPr>
           <w:rStyle w:val="NormalTok"/>
         </w:rPr>
-        <w:t xml:space="preserve"> tibble</w:t>
-      </w:r>
-      <w:r>
-        <w:rPr>
-          <w:rStyle w:val="SpecialCharTok"/>
-        </w:rPr>
-        <w:t xml:space="preserve">::</w:t>
-      </w:r>
-      <w:r>
-        <w:rPr>
-          <w:rStyle w:val="FunctionTok"/>
-        </w:rPr>
-        <w:t xml:space="preserve">tibble</w:t>
-      </w:r>
-      <w:r>
-        <w:rPr>
-          <w:rStyle w:val="NormalTok"/>
-        </w:rPr>
-        <w:t xml:space="preserve">(</w:t>
-      </w:r>
-      <w:r>
-        <w:rPr>
-          <w:rStyle w:val="AttributeTok"/>
-        </w:rPr>
-        <w:t xml:space="preserve">wt =</w:t>
-      </w:r>
-      <w:r>
-        <w:rPr>
-          <w:rStyle w:val="NormalTok"/>
-        </w:rPr>
-        <w:t xml:space="preserve"> wt_grid)),</w:t>
+        <w:t xml:space="preserve"> grid_data),</w:t>
       </w:r>
       <w:r>
         <w:br/>
